--- a/klagomål/A 3410-2025 FSC-klagomål.docx
+++ b/klagomål/A 3410-2025 FSC-klagomål.docx
@@ -651,7 +651,7 @@
     <w:r>
       <w:tab/>
       <w:tab/>
-      <w:t>2025-01-24</w:t>
+      <w:t>2025-01-25</w:t>
       <w:br/>
       <w:br/>
     </w:r>

--- a/klagomål/A 3410-2025 FSC-klagomål.docx
+++ b/klagomål/A 3410-2025 FSC-klagomål.docx
@@ -651,7 +651,7 @@
     <w:r>
       <w:tab/>
       <w:tab/>
-      <w:t>2025-01-25</w:t>
+      <w:t>2025-01-26</w:t>
       <w:br/>
       <w:br/>
     </w:r>

--- a/klagomål/A 3410-2025 FSC-klagomål.docx
+++ b/klagomål/A 3410-2025 FSC-klagomål.docx
@@ -651,7 +651,7 @@
     <w:r>
       <w:tab/>
       <w:tab/>
-      <w:t>2025-01-26</w:t>
+      <w:t>2025-01-27</w:t>
       <w:br/>
       <w:br/>
     </w:r>

--- a/klagomål/A 3410-2025 FSC-klagomål.docx
+++ b/klagomål/A 3410-2025 FSC-klagomål.docx
@@ -651,7 +651,7 @@
     <w:r>
       <w:tab/>
       <w:tab/>
-      <w:t>2025-01-30</w:t>
+      <w:t>2025-01-31</w:t>
       <w:br/>
       <w:br/>
     </w:r>

--- a/klagomål/A 3410-2025 FSC-klagomål.docx
+++ b/klagomål/A 3410-2025 FSC-klagomål.docx
@@ -651,7 +651,7 @@
     <w:r>
       <w:tab/>
       <w:tab/>
-      <w:t>2025-01-31</w:t>
+      <w:t>2025-02-02</w:t>
       <w:br/>
       <w:br/>
     </w:r>

--- a/klagomål/A 3410-2025 FSC-klagomål.docx
+++ b/klagomål/A 3410-2025 FSC-klagomål.docx
@@ -651,7 +651,7 @@
     <w:r>
       <w:tab/>
       <w:tab/>
-      <w:t>2025-02-02</w:t>
+      <w:t>2025-02-03</w:t>
       <w:br/>
       <w:br/>
     </w:r>

--- a/klagomål/A 3410-2025 FSC-klagomål.docx
+++ b/klagomål/A 3410-2025 FSC-klagomål.docx
@@ -651,7 +651,7 @@
     <w:r>
       <w:tab/>
       <w:tab/>
-      <w:t>2025-02-03</w:t>
+      <w:t>2025-02-04</w:t>
       <w:br/>
       <w:br/>
     </w:r>

--- a/klagomål/A 3410-2025 FSC-klagomål.docx
+++ b/klagomål/A 3410-2025 FSC-klagomål.docx
@@ -651,7 +651,7 @@
     <w:r>
       <w:tab/>
       <w:tab/>
-      <w:t>2025-02-04</w:t>
+      <w:t>2025-02-05</w:t>
       <w:br/>
       <w:br/>
     </w:r>

--- a/klagomål/A 3410-2025 FSC-klagomål.docx
+++ b/klagomål/A 3410-2025 FSC-klagomål.docx
@@ -651,7 +651,7 @@
     <w:r>
       <w:tab/>
       <w:tab/>
-      <w:t>2025-02-05</w:t>
+      <w:t>2025-02-06</w:t>
       <w:br/>
       <w:br/>
     </w:r>

--- a/klagomål/A 3410-2025 FSC-klagomål.docx
+++ b/klagomål/A 3410-2025 FSC-klagomål.docx
@@ -651,7 +651,7 @@
     <w:r>
       <w:tab/>
       <w:tab/>
-      <w:t>2025-02-06</w:t>
+      <w:t>2025-02-07</w:t>
       <w:br/>
       <w:br/>
     </w:r>

--- a/klagomål/A 3410-2025 FSC-klagomål.docx
+++ b/klagomål/A 3410-2025 FSC-klagomål.docx
@@ -651,7 +651,7 @@
     <w:r>
       <w:tab/>
       <w:tab/>
-      <w:t>2025-02-07</w:t>
+      <w:t>2025-02-08</w:t>
       <w:br/>
       <w:br/>
     </w:r>

--- a/klagomål/A 3410-2025 FSC-klagomål.docx
+++ b/klagomål/A 3410-2025 FSC-klagomål.docx
@@ -651,7 +651,7 @@
     <w:r>
       <w:tab/>
       <w:tab/>
-      <w:t>2025-02-08</w:t>
+      <w:t>2025-02-09</w:t>
       <w:br/>
       <w:br/>
     </w:r>

--- a/klagomål/A 3410-2025 FSC-klagomål.docx
+++ b/klagomål/A 3410-2025 FSC-klagomål.docx
@@ -651,7 +651,7 @@
     <w:r>
       <w:tab/>
       <w:tab/>
-      <w:t>2025-02-09</w:t>
+      <w:t>2025-02-10</w:t>
       <w:br/>
       <w:br/>
     </w:r>

--- a/klagomål/A 3410-2025 FSC-klagomål.docx
+++ b/klagomål/A 3410-2025 FSC-klagomål.docx
@@ -651,7 +651,7 @@
     <w:r>
       <w:tab/>
       <w:tab/>
-      <w:t>2025-02-10</w:t>
+      <w:t>2025-02-11</w:t>
       <w:br/>
       <w:br/>
     </w:r>

--- a/klagomål/A 3410-2025 FSC-klagomål.docx
+++ b/klagomål/A 3410-2025 FSC-klagomål.docx
@@ -651,7 +651,7 @@
     <w:r>
       <w:tab/>
       <w:tab/>
-      <w:t>2025-02-11</w:t>
+      <w:t>2025-02-12</w:t>
       <w:br/>
       <w:br/>
     </w:r>

--- a/klagomål/A 3410-2025 FSC-klagomål.docx
+++ b/klagomål/A 3410-2025 FSC-klagomål.docx
@@ -651,7 +651,7 @@
     <w:r>
       <w:tab/>
       <w:tab/>
-      <w:t>2025-02-12</w:t>
+      <w:t>2025-02-13</w:t>
       <w:br/>
       <w:br/>
     </w:r>

--- a/klagomål/A 3410-2025 FSC-klagomål.docx
+++ b/klagomål/A 3410-2025 FSC-klagomål.docx
@@ -651,7 +651,7 @@
     <w:r>
       <w:tab/>
       <w:tab/>
-      <w:t>2025-02-13</w:t>
+      <w:t>2025-02-14</w:t>
       <w:br/>
       <w:br/>
     </w:r>

--- a/klagomål/A 3410-2025 FSC-klagomål.docx
+++ b/klagomål/A 3410-2025 FSC-klagomål.docx
@@ -651,7 +651,7 @@
     <w:r>
       <w:tab/>
       <w:tab/>
-      <w:t>2025-02-14</w:t>
+      <w:t>2025-02-15</w:t>
       <w:br/>
       <w:br/>
     </w:r>

--- a/klagomål/A 3410-2025 FSC-klagomål.docx
+++ b/klagomål/A 3410-2025 FSC-klagomål.docx
@@ -651,7 +651,7 @@
     <w:r>
       <w:tab/>
       <w:tab/>
-      <w:t>2025-02-15</w:t>
+      <w:t>2025-02-16</w:t>
       <w:br/>
       <w:br/>
     </w:r>

--- a/klagomål/A 3410-2025 FSC-klagomål.docx
+++ b/klagomål/A 3410-2025 FSC-klagomål.docx
@@ -651,7 +651,7 @@
     <w:r>
       <w:tab/>
       <w:tab/>
-      <w:t>2025-02-16</w:t>
+      <w:t>2025-02-17</w:t>
       <w:br/>
       <w:br/>
     </w:r>

--- a/klagomål/A 3410-2025 FSC-klagomål.docx
+++ b/klagomål/A 3410-2025 FSC-klagomål.docx
@@ -651,7 +651,7 @@
     <w:r>
       <w:tab/>
       <w:tab/>
-      <w:t>2025-02-17</w:t>
+      <w:t>2025-02-18</w:t>
       <w:br/>
       <w:br/>
     </w:r>

--- a/klagomål/A 3410-2025 FSC-klagomål.docx
+++ b/klagomål/A 3410-2025 FSC-klagomål.docx
@@ -651,7 +651,7 @@
     <w:r>
       <w:tab/>
       <w:tab/>
-      <w:t>2025-02-18</w:t>
+      <w:t>2025-02-19</w:t>
       <w:br/>
       <w:br/>
     </w:r>

--- a/klagomål/A 3410-2025 FSC-klagomål.docx
+++ b/klagomål/A 3410-2025 FSC-klagomål.docx
@@ -651,7 +651,7 @@
     <w:r>
       <w:tab/>
       <w:tab/>
-      <w:t>2025-02-19</w:t>
+      <w:t>2025-02-20</w:t>
       <w:br/>
       <w:br/>
     </w:r>

--- a/klagomål/A 3410-2025 FSC-klagomål.docx
+++ b/klagomål/A 3410-2025 FSC-klagomål.docx
@@ -651,7 +651,7 @@
     <w:r>
       <w:tab/>
       <w:tab/>
-      <w:t>2025-02-20</w:t>
+      <w:t>2025-02-21</w:t>
       <w:br/>
       <w:br/>
     </w:r>

--- a/klagomål/A 3410-2025 FSC-klagomål.docx
+++ b/klagomål/A 3410-2025 FSC-klagomål.docx
@@ -651,7 +651,7 @@
     <w:r>
       <w:tab/>
       <w:tab/>
-      <w:t>2025-02-21</w:t>
+      <w:t>2025-02-22</w:t>
       <w:br/>
       <w:br/>
     </w:r>

--- a/klagomål/A 3410-2025 FSC-klagomål.docx
+++ b/klagomål/A 3410-2025 FSC-klagomål.docx
@@ -651,7 +651,7 @@
     <w:r>
       <w:tab/>
       <w:tab/>
-      <w:t>2025-02-22</w:t>
+      <w:t>2025-02-23</w:t>
       <w:br/>
       <w:br/>
     </w:r>

--- a/klagomål/A 3410-2025 FSC-klagomål.docx
+++ b/klagomål/A 3410-2025 FSC-klagomål.docx
@@ -651,7 +651,7 @@
     <w:r>
       <w:tab/>
       <w:tab/>
-      <w:t>2025-02-23</w:t>
+      <w:t>2025-02-24</w:t>
       <w:br/>
       <w:br/>
     </w:r>

--- a/klagomål/A 3410-2025 FSC-klagomål.docx
+++ b/klagomål/A 3410-2025 FSC-klagomål.docx
@@ -651,7 +651,7 @@
     <w:r>
       <w:tab/>
       <w:tab/>
-      <w:t>2025-02-24</w:t>
+      <w:t>2025-02-25</w:t>
       <w:br/>
       <w:br/>
     </w:r>

--- a/klagomål/A 3410-2025 FSC-klagomål.docx
+++ b/klagomål/A 3410-2025 FSC-klagomål.docx
@@ -651,7 +651,7 @@
     <w:r>
       <w:tab/>
       <w:tab/>
-      <w:t>2025-02-25</w:t>
+      <w:t>2025-02-26</w:t>
       <w:br/>
       <w:br/>
     </w:r>

--- a/klagomål/A 3410-2025 FSC-klagomål.docx
+++ b/klagomål/A 3410-2025 FSC-klagomål.docx
@@ -651,7 +651,7 @@
     <w:r>
       <w:tab/>
       <w:tab/>
-      <w:t>2025-02-26</w:t>
+      <w:t>2025-02-27</w:t>
       <w:br/>
       <w:br/>
     </w:r>

--- a/klagomål/A 3410-2025 FSC-klagomål.docx
+++ b/klagomål/A 3410-2025 FSC-klagomål.docx
@@ -651,7 +651,7 @@
     <w:r>
       <w:tab/>
       <w:tab/>
-      <w:t>2025-02-27</w:t>
+      <w:t>2025-02-28</w:t>
       <w:br/>
       <w:br/>
     </w:r>

--- a/klagomål/A 3410-2025 FSC-klagomål.docx
+++ b/klagomål/A 3410-2025 FSC-klagomål.docx
@@ -651,7 +651,7 @@
     <w:r>
       <w:tab/>
       <w:tab/>
-      <w:t>2025-02-28</w:t>
+      <w:t>2025-03-01</w:t>
       <w:br/>
       <w:br/>
     </w:r>

--- a/klagomål/A 3410-2025 FSC-klagomål.docx
+++ b/klagomål/A 3410-2025 FSC-klagomål.docx
@@ -651,7 +651,7 @@
     <w:r>
       <w:tab/>
       <w:tab/>
-      <w:t>2025-03-01</w:t>
+      <w:t>2025-03-02</w:t>
       <w:br/>
       <w:br/>
     </w:r>

--- a/klagomål/A 3410-2025 FSC-klagomål.docx
+++ b/klagomål/A 3410-2025 FSC-klagomål.docx
@@ -651,7 +651,7 @@
     <w:r>
       <w:tab/>
       <w:tab/>
-      <w:t>2025-03-02</w:t>
+      <w:t>2025-03-03</w:t>
       <w:br/>
       <w:br/>
     </w:r>

--- a/klagomål/A 3410-2025 FSC-klagomål.docx
+++ b/klagomål/A 3410-2025 FSC-klagomål.docx
@@ -651,7 +651,7 @@
     <w:r>
       <w:tab/>
       <w:tab/>
-      <w:t>2025-03-03</w:t>
+      <w:t>2025-03-04</w:t>
       <w:br/>
       <w:br/>
     </w:r>

--- a/klagomål/A 3410-2025 FSC-klagomål.docx
+++ b/klagomål/A 3410-2025 FSC-klagomål.docx
@@ -651,7 +651,7 @@
     <w:r>
       <w:tab/>
       <w:tab/>
-      <w:t>2025-03-04</w:t>
+      <w:t>2025-03-05</w:t>
       <w:br/>
       <w:br/>
     </w:r>

--- a/klagomål/A 3410-2025 FSC-klagomål.docx
+++ b/klagomål/A 3410-2025 FSC-klagomål.docx
@@ -651,7 +651,7 @@
     <w:r>
       <w:tab/>
       <w:tab/>
-      <w:t>2025-03-05</w:t>
+      <w:t>2025-03-06</w:t>
       <w:br/>
       <w:br/>
     </w:r>

--- a/klagomål/A 3410-2025 FSC-klagomål.docx
+++ b/klagomål/A 3410-2025 FSC-klagomål.docx
@@ -651,7 +651,7 @@
     <w:r>
       <w:tab/>
       <w:tab/>
-      <w:t>2025-03-06</w:t>
+      <w:t>2025-03-07</w:t>
       <w:br/>
       <w:br/>
     </w:r>

--- a/klagomål/A 3410-2025 FSC-klagomål.docx
+++ b/klagomål/A 3410-2025 FSC-klagomål.docx
@@ -651,7 +651,7 @@
     <w:r>
       <w:tab/>
       <w:tab/>
-      <w:t>2025-03-07</w:t>
+      <w:t>2025-03-08</w:t>
       <w:br/>
       <w:br/>
     </w:r>

--- a/klagomål/A 3410-2025 FSC-klagomål.docx
+++ b/klagomål/A 3410-2025 FSC-klagomål.docx
@@ -651,7 +651,7 @@
     <w:r>
       <w:tab/>
       <w:tab/>
-      <w:t>2025-03-08</w:t>
+      <w:t>2025-03-09</w:t>
       <w:br/>
       <w:br/>
     </w:r>

--- a/klagomål/A 3410-2025 FSC-klagomål.docx
+++ b/klagomål/A 3410-2025 FSC-klagomål.docx
@@ -651,7 +651,7 @@
     <w:r>
       <w:tab/>
       <w:tab/>
-      <w:t>2025-03-09</w:t>
+      <w:t>2025-03-10</w:t>
       <w:br/>
       <w:br/>
     </w:r>

--- a/klagomål/A 3410-2025 FSC-klagomål.docx
+++ b/klagomål/A 3410-2025 FSC-klagomål.docx
@@ -651,7 +651,7 @@
     <w:r>
       <w:tab/>
       <w:tab/>
-      <w:t>2025-03-10</w:t>
+      <w:t>2025-03-11</w:t>
       <w:br/>
       <w:br/>
     </w:r>

--- a/klagomål/A 3410-2025 FSC-klagomål.docx
+++ b/klagomål/A 3410-2025 FSC-klagomål.docx
@@ -651,7 +651,7 @@
     <w:r>
       <w:tab/>
       <w:tab/>
-      <w:t>2025-03-11</w:t>
+      <w:t>2025-03-12</w:t>
       <w:br/>
       <w:br/>
     </w:r>

--- a/klagomål/A 3410-2025 FSC-klagomål.docx
+++ b/klagomål/A 3410-2025 FSC-klagomål.docx
@@ -651,7 +651,7 @@
     <w:r>
       <w:tab/>
       <w:tab/>
-      <w:t>2025-03-12</w:t>
+      <w:t>2025-03-13</w:t>
       <w:br/>
       <w:br/>
     </w:r>

--- a/klagomål/A 3410-2025 FSC-klagomål.docx
+++ b/klagomål/A 3410-2025 FSC-klagomål.docx
@@ -651,7 +651,7 @@
     <w:r>
       <w:tab/>
       <w:tab/>
-      <w:t>2025-03-13</w:t>
+      <w:t>2025-03-14</w:t>
       <w:br/>
       <w:br/>
     </w:r>

--- a/klagomål/A 3410-2025 FSC-klagomål.docx
+++ b/klagomål/A 3410-2025 FSC-klagomål.docx
@@ -651,7 +651,7 @@
     <w:r>
       <w:tab/>
       <w:tab/>
-      <w:t>2025-03-14</w:t>
+      <w:t>2025-03-15</w:t>
       <w:br/>
       <w:br/>
     </w:r>

--- a/klagomål/A 3410-2025 FSC-klagomål.docx
+++ b/klagomål/A 3410-2025 FSC-klagomål.docx
@@ -651,7 +651,7 @@
     <w:r>
       <w:tab/>
       <w:tab/>
-      <w:t>2025-03-15</w:t>
+      <w:t>2025-03-16</w:t>
       <w:br/>
       <w:br/>
     </w:r>

--- a/klagomål/A 3410-2025 FSC-klagomål.docx
+++ b/klagomål/A 3410-2025 FSC-klagomål.docx
@@ -651,7 +651,7 @@
     <w:r>
       <w:tab/>
       <w:tab/>
-      <w:t>2025-03-16</w:t>
+      <w:t>2025-03-17</w:t>
       <w:br/>
       <w:br/>
     </w:r>

--- a/klagomål/A 3410-2025 FSC-klagomål.docx
+++ b/klagomål/A 3410-2025 FSC-klagomål.docx
@@ -651,7 +651,7 @@
     <w:r>
       <w:tab/>
       <w:tab/>
-      <w:t>2025-03-17</w:t>
+      <w:t>2025-03-18</w:t>
       <w:br/>
       <w:br/>
     </w:r>

--- a/klagomål/A 3410-2025 FSC-klagomål.docx
+++ b/klagomål/A 3410-2025 FSC-klagomål.docx
@@ -651,7 +651,7 @@
     <w:r>
       <w:tab/>
       <w:tab/>
-      <w:t>2025-03-18</w:t>
+      <w:t>2025-03-19</w:t>
       <w:br/>
       <w:br/>
     </w:r>

--- a/klagomål/A 3410-2025 FSC-klagomål.docx
+++ b/klagomål/A 3410-2025 FSC-klagomål.docx
@@ -651,7 +651,7 @@
     <w:r>
       <w:tab/>
       <w:tab/>
-      <w:t>2025-03-19</w:t>
+      <w:t>2025-03-20</w:t>
       <w:br/>
       <w:br/>
     </w:r>

--- a/klagomål/A 3410-2025 FSC-klagomål.docx
+++ b/klagomål/A 3410-2025 FSC-klagomål.docx
@@ -651,7 +651,7 @@
     <w:r>
       <w:tab/>
       <w:tab/>
-      <w:t>2025-03-20</w:t>
+      <w:t>2025-03-21</w:t>
       <w:br/>
       <w:br/>
     </w:r>

--- a/klagomål/A 3410-2025 FSC-klagomål.docx
+++ b/klagomål/A 3410-2025 FSC-klagomål.docx
@@ -651,7 +651,7 @@
     <w:r>
       <w:tab/>
       <w:tab/>
-      <w:t>2025-03-21</w:t>
+      <w:t>2025-03-22</w:t>
       <w:br/>
       <w:br/>
     </w:r>

--- a/klagomål/A 3410-2025 FSC-klagomål.docx
+++ b/klagomål/A 3410-2025 FSC-klagomål.docx
@@ -651,7 +651,7 @@
     <w:r>
       <w:tab/>
       <w:tab/>
-      <w:t>2025-03-22</w:t>
+      <w:t>2025-03-23</w:t>
       <w:br/>
       <w:br/>
     </w:r>

--- a/klagomål/A 3410-2025 FSC-klagomål.docx
+++ b/klagomål/A 3410-2025 FSC-klagomål.docx
@@ -651,7 +651,7 @@
     <w:r>
       <w:tab/>
       <w:tab/>
-      <w:t>2025-03-23</w:t>
+      <w:t>2025-03-24</w:t>
       <w:br/>
       <w:br/>
     </w:r>

--- a/klagomål/A 3410-2025 FSC-klagomål.docx
+++ b/klagomål/A 3410-2025 FSC-klagomål.docx
@@ -651,7 +651,7 @@
     <w:r>
       <w:tab/>
       <w:tab/>
-      <w:t>2025-03-24</w:t>
+      <w:t>2025-03-25</w:t>
       <w:br/>
       <w:br/>
     </w:r>

--- a/klagomål/A 3410-2025 FSC-klagomål.docx
+++ b/klagomål/A 3410-2025 FSC-klagomål.docx
@@ -651,7 +651,7 @@
     <w:r>
       <w:tab/>
       <w:tab/>
-      <w:t>2025-03-25</w:t>
+      <w:t>2025-03-26</w:t>
       <w:br/>
       <w:br/>
     </w:r>

--- a/klagomål/A 3410-2025 FSC-klagomål.docx
+++ b/klagomål/A 3410-2025 FSC-klagomål.docx
@@ -651,7 +651,7 @@
     <w:r>
       <w:tab/>
       <w:tab/>
-      <w:t>2025-03-26</w:t>
+      <w:t>2025-03-27</w:t>
       <w:br/>
       <w:br/>
     </w:r>

--- a/klagomål/A 3410-2025 FSC-klagomål.docx
+++ b/klagomål/A 3410-2025 FSC-klagomål.docx
@@ -651,7 +651,7 @@
     <w:r>
       <w:tab/>
       <w:tab/>
-      <w:t>2025-03-27</w:t>
+      <w:t>2025-03-28</w:t>
       <w:br/>
       <w:br/>
     </w:r>

--- a/klagomål/A 3410-2025 FSC-klagomål.docx
+++ b/klagomål/A 3410-2025 FSC-klagomål.docx
@@ -651,7 +651,7 @@
     <w:r>
       <w:tab/>
       <w:tab/>
-      <w:t>2025-03-28</w:t>
+      <w:t>2025-03-29</w:t>
       <w:br/>
       <w:br/>
     </w:r>

--- a/klagomål/A 3410-2025 FSC-klagomål.docx
+++ b/klagomål/A 3410-2025 FSC-klagomål.docx
@@ -651,7 +651,7 @@
     <w:r>
       <w:tab/>
       <w:tab/>
-      <w:t>2025-04-02</w:t>
+      <w:t>2025-04-03</w:t>
       <w:br/>
       <w:br/>
     </w:r>

--- a/klagomål/A 3410-2025 FSC-klagomål.docx
+++ b/klagomål/A 3410-2025 FSC-klagomål.docx
@@ -651,7 +651,7 @@
     <w:r>
       <w:tab/>
       <w:tab/>
-      <w:t>2025-04-03</w:t>
+      <w:t>2025-04-05</w:t>
       <w:br/>
       <w:br/>
     </w:r>

--- a/klagomål/A 3410-2025 FSC-klagomål.docx
+++ b/klagomål/A 3410-2025 FSC-klagomål.docx
@@ -651,7 +651,7 @@
     <w:r>
       <w:tab/>
       <w:tab/>
-      <w:t>2025-04-05</w:t>
+      <w:t>2025-04-06</w:t>
       <w:br/>
       <w:br/>
     </w:r>

--- a/klagomål/A 3410-2025 FSC-klagomål.docx
+++ b/klagomål/A 3410-2025 FSC-klagomål.docx
@@ -651,7 +651,7 @@
     <w:r>
       <w:tab/>
       <w:tab/>
-      <w:t>2025-04-06</w:t>
+      <w:t>2025-04-07</w:t>
       <w:br/>
       <w:br/>
     </w:r>

--- a/klagomål/A 3410-2025 FSC-klagomål.docx
+++ b/klagomål/A 3410-2025 FSC-klagomål.docx
@@ -651,7 +651,7 @@
     <w:r>
       <w:tab/>
       <w:tab/>
-      <w:t>2025-04-07</w:t>
+      <w:t>2025-04-08</w:t>
       <w:br/>
       <w:br/>
     </w:r>

--- a/klagomål/A 3410-2025 FSC-klagomål.docx
+++ b/klagomål/A 3410-2025 FSC-klagomål.docx
@@ -651,7 +651,7 @@
     <w:r>
       <w:tab/>
       <w:tab/>
-      <w:t>2025-04-08</w:t>
+      <w:t>2025-04-09</w:t>
       <w:br/>
       <w:br/>
     </w:r>

--- a/klagomål/A 3410-2025 FSC-klagomål.docx
+++ b/klagomål/A 3410-2025 FSC-klagomål.docx
@@ -244,6 +244,28 @@
       </w:pPr>
       <w:r>
         <w:t>Figur 1. Fyndplatser för naturvårdsarter i det avverkningsanmälda området (röd linje). Markörer utan svart kant är placerade på fyndplatsen. Markörer med svart kant är placerade vid sidan av fyndplatsen och har ett svart streck som visar fyndplatsens exakta position. Kartans mittpunktskoordinat är N 6614228, E 425441 i SWEREF 99 TM.</w:t>
+      </w:r>
+    </w:p>
+    <w:p>
+      <w:r>
+        <w:rPr>
+          <w:b/>
+        </w:rPr>
+        <w:t>Svart trolldruva</w:t>
+      </w:r>
+      <w:r>
+        <w:t xml:space="preserve"> är en kalkgynnad växt som förekommer på näringsrik frisk mulljord i såväl bördiga kalkbarrskogar som sydliga kalklövskogar och lundar. Arten är en bra signalart för skyddsvärda biotoper i såväl löv- som barrskogar och tål inte slutavverkning och markberedning. Trolldruva är värdväxt för ett antal sällsynta fjärilsarter som ställer höga krav på sina livsmiljöer, däribland trolldruvemätare (EN), skuggmalmätare (VU) och trolldruvelobmätare (VU) (SLU Artdatabanken, 2024; Nitare &amp; Skogsstyrelsen, 2019).</w:t>
+      </w:r>
+    </w:p>
+    <w:p>
+      <w:r>
+        <w:rPr>
+          <w:b/>
+        </w:rPr>
+        <w:t xml:space="preserve">Svartvit taggsvamp (NT) </w:t>
+      </w:r>
+      <w:r>
+        <w:t>bildar mykorrhiza med tall, troligen även med gran. Den växer huvudsakligen i äldre, naturligt uppkommen skog på torr eller frisk mark och förekommer såväl på tallhedar som i mossig barrblandskog. Flera olika former har påträffats vid DNA-undersökningar av europeiskt material och det är oklart hur många former som finns i värd land. Kalavverkning av äldre skog är ett reellt hot, liksom maskinell markberedning och minskad andel självföryngring. Lokaler som fortfarande håller svampen behöver säkerställas (SLU Artdatabanken, 2024; Nitare &amp; Skogsstyrelsen, 2019).</w:t>
       </w:r>
     </w:p>
     <w:p>
@@ -651,7 +673,7 @@
     <w:r>
       <w:tab/>
       <w:tab/>
-      <w:t>2025-04-09</w:t>
+      <w:t>2025-04-10</w:t>
       <w:br/>
       <w:br/>
     </w:r>

--- a/klagomål/A 3410-2025 FSC-klagomål.docx
+++ b/klagomål/A 3410-2025 FSC-klagomål.docx
@@ -673,7 +673,7 @@
     <w:r>
       <w:tab/>
       <w:tab/>
-      <w:t>2025-04-10</w:t>
+      <w:t>2025-04-11</w:t>
       <w:br/>
       <w:br/>
     </w:r>

--- a/klagomål/A 3410-2025 FSC-klagomål.docx
+++ b/klagomål/A 3410-2025 FSC-klagomål.docx
@@ -673,7 +673,7 @@
     <w:r>
       <w:tab/>
       <w:tab/>
-      <w:t>2025-05-03</w:t>
+      <w:t>2025-05-04</w:t>
       <w:br/>
       <w:br/>
     </w:r>

--- a/klagomål/A 3410-2025 FSC-klagomål.docx
+++ b/klagomål/A 3410-2025 FSC-klagomål.docx
@@ -673,7 +673,7 @@
     <w:r>
       <w:tab/>
       <w:tab/>
-      <w:t>2025-05-04</w:t>
+      <w:t>2025-05-06</w:t>
       <w:br/>
       <w:br/>
     </w:r>

--- a/klagomål/A 3410-2025 FSC-klagomål.docx
+++ b/klagomål/A 3410-2025 FSC-klagomål.docx
@@ -673,7 +673,7 @@
     <w:r>
       <w:tab/>
       <w:tab/>
-      <w:t>2025-05-06</w:t>
+      <w:t>2025-05-07</w:t>
       <w:br/>
       <w:br/>
     </w:r>

--- a/klagomål/A 3410-2025 FSC-klagomål.docx
+++ b/klagomål/A 3410-2025 FSC-klagomål.docx
@@ -673,7 +673,7 @@
     <w:r>
       <w:tab/>
       <w:tab/>
-      <w:t>2025-05-07</w:t>
+      <w:t>2025-05-08</w:t>
       <w:br/>
       <w:br/>
     </w:r>

--- a/klagomål/A 3410-2025 FSC-klagomål.docx
+++ b/klagomål/A 3410-2025 FSC-klagomål.docx
@@ -673,7 +673,7 @@
     <w:r>
       <w:tab/>
       <w:tab/>
-      <w:t>2025-05-08</w:t>
+      <w:t>2025-05-09</w:t>
       <w:br/>
       <w:br/>
     </w:r>

--- a/klagomål/A 3410-2025 FSC-klagomål.docx
+++ b/klagomål/A 3410-2025 FSC-klagomål.docx
@@ -673,7 +673,7 @@
     <w:r>
       <w:tab/>
       <w:tab/>
-      <w:t>2025-05-09</w:t>
+      <w:t>2025-05-10</w:t>
       <w:br/>
       <w:br/>
     </w:r>

--- a/klagomål/A 3410-2025 FSC-klagomål.docx
+++ b/klagomål/A 3410-2025 FSC-klagomål.docx
@@ -673,7 +673,7 @@
     <w:r>
       <w:tab/>
       <w:tab/>
-      <w:t>2025-05-10</w:t>
+      <w:t>2025-05-11</w:t>
       <w:br/>
       <w:br/>
     </w:r>

--- a/klagomål/A 3410-2025 FSC-klagomål.docx
+++ b/klagomål/A 3410-2025 FSC-klagomål.docx
@@ -673,7 +673,7 @@
     <w:r>
       <w:tab/>
       <w:tab/>
-      <w:t>2025-05-11</w:t>
+      <w:t>2025-05-12</w:t>
       <w:br/>
       <w:br/>
     </w:r>

--- a/klagomål/A 3410-2025 FSC-klagomål.docx
+++ b/klagomål/A 3410-2025 FSC-klagomål.docx
@@ -673,7 +673,7 @@
     <w:r>
       <w:tab/>
       <w:tab/>
-      <w:t>2025-05-12</w:t>
+      <w:t>2025-05-13</w:t>
       <w:br/>
       <w:br/>
     </w:r>

--- a/klagomål/A 3410-2025 FSC-klagomål.docx
+++ b/klagomål/A 3410-2025 FSC-klagomål.docx
@@ -673,7 +673,7 @@
     <w:r>
       <w:tab/>
       <w:tab/>
-      <w:t>2025-05-13</w:t>
+      <w:t>2025-05-14</w:t>
       <w:br/>
       <w:br/>
     </w:r>

--- a/klagomål/A 3410-2025 FSC-klagomål.docx
+++ b/klagomål/A 3410-2025 FSC-klagomål.docx
@@ -673,7 +673,7 @@
     <w:r>
       <w:tab/>
       <w:tab/>
-      <w:t>2025-05-14</w:t>
+      <w:t>2025-05-15</w:t>
       <w:br/>
       <w:br/>
     </w:r>

--- a/klagomål/A 3410-2025 FSC-klagomål.docx
+++ b/klagomål/A 3410-2025 FSC-klagomål.docx
@@ -673,7 +673,7 @@
     <w:r>
       <w:tab/>
       <w:tab/>
-      <w:t>2025-05-15</w:t>
+      <w:t>2025-05-16</w:t>
       <w:br/>
       <w:br/>
     </w:r>

--- a/klagomål/A 3410-2025 FSC-klagomål.docx
+++ b/klagomål/A 3410-2025 FSC-klagomål.docx
@@ -673,7 +673,7 @@
     <w:r>
       <w:tab/>
       <w:tab/>
-      <w:t>2025-05-16</w:t>
+      <w:t>2025-05-17</w:t>
       <w:br/>
       <w:br/>
     </w:r>

--- a/klagomål/A 3410-2025 FSC-klagomål.docx
+++ b/klagomål/A 3410-2025 FSC-klagomål.docx
@@ -673,7 +673,7 @@
     <w:r>
       <w:tab/>
       <w:tab/>
-      <w:t>2025-05-17</w:t>
+      <w:t>2025-05-18</w:t>
       <w:br/>
       <w:br/>
     </w:r>

--- a/klagomål/A 3410-2025 FSC-klagomål.docx
+++ b/klagomål/A 3410-2025 FSC-klagomål.docx
@@ -673,7 +673,7 @@
     <w:r>
       <w:tab/>
       <w:tab/>
-      <w:t>2025-05-18</w:t>
+      <w:t>2025-05-19</w:t>
       <w:br/>
       <w:br/>
     </w:r>

--- a/klagomål/A 3410-2025 FSC-klagomål.docx
+++ b/klagomål/A 3410-2025 FSC-klagomål.docx
@@ -673,7 +673,7 @@
     <w:r>
       <w:tab/>
       <w:tab/>
-      <w:t>2025-05-19</w:t>
+      <w:t>2025-05-20</w:t>
       <w:br/>
       <w:br/>
     </w:r>

--- a/klagomål/A 3410-2025 FSC-klagomål.docx
+++ b/klagomål/A 3410-2025 FSC-klagomål.docx
@@ -673,7 +673,7 @@
     <w:r>
       <w:tab/>
       <w:tab/>
-      <w:t>2025-05-20</w:t>
+      <w:t>2025-05-21</w:t>
       <w:br/>
       <w:br/>
     </w:r>

--- a/klagomål/A 3410-2025 FSC-klagomål.docx
+++ b/klagomål/A 3410-2025 FSC-klagomål.docx
@@ -673,7 +673,7 @@
     <w:r>
       <w:tab/>
       <w:tab/>
-      <w:t>2025-05-21</w:t>
+      <w:t>2025-05-22</w:t>
       <w:br/>
       <w:br/>
     </w:r>

--- a/klagomål/A 3410-2025 FSC-klagomål.docx
+++ b/klagomål/A 3410-2025 FSC-klagomål.docx
@@ -673,7 +673,7 @@
     <w:r>
       <w:tab/>
       <w:tab/>
-      <w:t>2025-05-22</w:t>
+      <w:t>2025-05-23</w:t>
       <w:br/>
       <w:br/>
     </w:r>

--- a/klagomål/A 3410-2025 FSC-klagomål.docx
+++ b/klagomål/A 3410-2025 FSC-klagomål.docx
@@ -673,7 +673,7 @@
     <w:r>
       <w:tab/>
       <w:tab/>
-      <w:t>2025-05-23</w:t>
+      <w:t>2025-05-24</w:t>
       <w:br/>
       <w:br/>
     </w:r>

--- a/klagomål/A 3410-2025 FSC-klagomål.docx
+++ b/klagomål/A 3410-2025 FSC-klagomål.docx
@@ -673,7 +673,7 @@
     <w:r>
       <w:tab/>
       <w:tab/>
-      <w:t>2025-05-24</w:t>
+      <w:t>2025-05-25</w:t>
       <w:br/>
       <w:br/>
     </w:r>

--- a/klagomål/A 3410-2025 FSC-klagomål.docx
+++ b/klagomål/A 3410-2025 FSC-klagomål.docx
@@ -673,7 +673,7 @@
     <w:r>
       <w:tab/>
       <w:tab/>
-      <w:t>2025-05-25</w:t>
+      <w:t>2025-05-26</w:t>
       <w:br/>
       <w:br/>
     </w:r>

--- a/klagomål/A 3410-2025 FSC-klagomål.docx
+++ b/klagomål/A 3410-2025 FSC-klagomål.docx
@@ -673,7 +673,7 @@
     <w:r>
       <w:tab/>
       <w:tab/>
-      <w:t>2025-05-26</w:t>
+      <w:t>2025-05-27</w:t>
       <w:br/>
       <w:br/>
     </w:r>

--- a/klagomål/A 3410-2025 FSC-klagomål.docx
+++ b/klagomål/A 3410-2025 FSC-klagomål.docx
@@ -673,7 +673,7 @@
     <w:r>
       <w:tab/>
       <w:tab/>
-      <w:t>2025-05-27</w:t>
+      <w:t>2025-05-30</w:t>
       <w:br/>
       <w:br/>
     </w:r>

--- a/klagomål/A 3410-2025 FSC-klagomål.docx
+++ b/klagomål/A 3410-2025 FSC-klagomål.docx
@@ -673,7 +673,7 @@
     <w:r>
       <w:tab/>
       <w:tab/>
-      <w:t>2025-05-30</w:t>
+      <w:t>2025-06-01</w:t>
       <w:br/>
       <w:br/>
     </w:r>

--- a/klagomål/A 3410-2025 FSC-klagomål.docx
+++ b/klagomål/A 3410-2025 FSC-klagomål.docx
@@ -673,7 +673,7 @@
     <w:r>
       <w:tab/>
       <w:tab/>
-      <w:t>2025-06-01</w:t>
+      <w:t>2025-06-02</w:t>
       <w:br/>
       <w:br/>
     </w:r>

--- a/klagomål/A 3410-2025 FSC-klagomål.docx
+++ b/klagomål/A 3410-2025 FSC-klagomål.docx
@@ -673,7 +673,7 @@
     <w:r>
       <w:tab/>
       <w:tab/>
-      <w:t>2025-06-02</w:t>
+      <w:t>2025-06-03</w:t>
       <w:br/>
       <w:br/>
     </w:r>

--- a/klagomål/A 3410-2025 FSC-klagomål.docx
+++ b/klagomål/A 3410-2025 FSC-klagomål.docx
@@ -673,7 +673,7 @@
     <w:r>
       <w:tab/>
       <w:tab/>
-      <w:t>2025-06-03</w:t>
+      <w:t>2025-06-04</w:t>
       <w:br/>
       <w:br/>
     </w:r>

--- a/klagomål/A 3410-2025 FSC-klagomål.docx
+++ b/klagomål/A 3410-2025 FSC-klagomål.docx
@@ -673,7 +673,7 @@
     <w:r>
       <w:tab/>
       <w:tab/>
-      <w:t>2025-06-04</w:t>
+      <w:t>2025-06-05</w:t>
       <w:br/>
       <w:br/>
     </w:r>

--- a/klagomål/A 3410-2025 FSC-klagomål.docx
+++ b/klagomål/A 3410-2025 FSC-klagomål.docx
@@ -673,7 +673,7 @@
     <w:r>
       <w:tab/>
       <w:tab/>
-      <w:t>2025-06-05</w:t>
+      <w:t>2025-06-13</w:t>
       <w:br/>
       <w:br/>
     </w:r>

--- a/klagomål/A 3410-2025 FSC-klagomål.docx
+++ b/klagomål/A 3410-2025 FSC-klagomål.docx
@@ -673,7 +673,7 @@
     <w:r>
       <w:tab/>
       <w:tab/>
-      <w:t>2025-06-13</w:t>
+      <w:t>2025-06-15</w:t>
       <w:br/>
       <w:br/>
     </w:r>

--- a/klagomål/A 3410-2025 FSC-klagomål.docx
+++ b/klagomål/A 3410-2025 FSC-klagomål.docx
@@ -673,7 +673,7 @@
     <w:r>
       <w:tab/>
       <w:tab/>
-      <w:t>2025-06-15</w:t>
+      <w:t>2025-06-16</w:t>
       <w:br/>
       <w:br/>
     </w:r>

--- a/klagomål/A 3410-2025 FSC-klagomål.docx
+++ b/klagomål/A 3410-2025 FSC-klagomål.docx
@@ -673,7 +673,7 @@
     <w:r>
       <w:tab/>
       <w:tab/>
-      <w:t>2025-06-16</w:t>
+      <w:t>2025-06-17</w:t>
       <w:br/>
       <w:br/>
     </w:r>

--- a/klagomål/A 3410-2025 FSC-klagomål.docx
+++ b/klagomål/A 3410-2025 FSC-klagomål.docx
@@ -673,7 +673,7 @@
     <w:r>
       <w:tab/>
       <w:tab/>
-      <w:t>2025-06-17</w:t>
+      <w:t>2025-06-18</w:t>
       <w:br/>
       <w:br/>
     </w:r>

--- a/klagomål/A 3410-2025 FSC-klagomål.docx
+++ b/klagomål/A 3410-2025 FSC-klagomål.docx
@@ -673,7 +673,7 @@
     <w:r>
       <w:tab/>
       <w:tab/>
-      <w:t>2025-06-18</w:t>
+      <w:t>2025-06-19</w:t>
       <w:br/>
       <w:br/>
     </w:r>

--- a/klagomål/A 3410-2025 FSC-klagomål.docx
+++ b/klagomål/A 3410-2025 FSC-klagomål.docx
@@ -673,7 +673,7 @@
     <w:r>
       <w:tab/>
       <w:tab/>
-      <w:t>2025-06-19</w:t>
+      <w:t>2025-06-20</w:t>
       <w:br/>
       <w:br/>
     </w:r>

--- a/klagomål/A 3410-2025 FSC-klagomål.docx
+++ b/klagomål/A 3410-2025 FSC-klagomål.docx
@@ -673,7 +673,7 @@
     <w:r>
       <w:tab/>
       <w:tab/>
-      <w:t>2025-06-20</w:t>
+      <w:t>2025-06-21</w:t>
       <w:br/>
       <w:br/>
     </w:r>

--- a/klagomål/A 3410-2025 FSC-klagomål.docx
+++ b/klagomål/A 3410-2025 FSC-klagomål.docx
@@ -673,7 +673,7 @@
     <w:r>
       <w:tab/>
       <w:tab/>
-      <w:t>2025-06-21</w:t>
+      <w:t>2025-06-22</w:t>
       <w:br/>
       <w:br/>
     </w:r>

--- a/klagomål/A 3410-2025 FSC-klagomål.docx
+++ b/klagomål/A 3410-2025 FSC-klagomål.docx
@@ -673,7 +673,7 @@
     <w:r>
       <w:tab/>
       <w:tab/>
-      <w:t>2025-06-22</w:t>
+      <w:t>2025-06-23</w:t>
       <w:br/>
       <w:br/>
     </w:r>

--- a/klagomål/A 3410-2025 FSC-klagomål.docx
+++ b/klagomål/A 3410-2025 FSC-klagomål.docx
@@ -673,7 +673,7 @@
     <w:r>
       <w:tab/>
       <w:tab/>
-      <w:t>2025-06-23</w:t>
+      <w:t>2025-06-24</w:t>
       <w:br/>
       <w:br/>
     </w:r>

--- a/klagomål/A 3410-2025 FSC-klagomål.docx
+++ b/klagomål/A 3410-2025 FSC-klagomål.docx
@@ -673,7 +673,7 @@
     <w:r>
       <w:tab/>
       <w:tab/>
-      <w:t>2025-06-24</w:t>
+      <w:t>2025-06-25</w:t>
       <w:br/>
       <w:br/>
     </w:r>

--- a/klagomål/A 3410-2025 FSC-klagomål.docx
+++ b/klagomål/A 3410-2025 FSC-klagomål.docx
@@ -673,7 +673,7 @@
     <w:r>
       <w:tab/>
       <w:tab/>
-      <w:t>2025-06-25</w:t>
+      <w:t>2025-06-26</w:t>
       <w:br/>
       <w:br/>
     </w:r>

--- a/klagomål/A 3410-2025 FSC-klagomål.docx
+++ b/klagomål/A 3410-2025 FSC-klagomål.docx
@@ -673,7 +673,7 @@
     <w:r>
       <w:tab/>
       <w:tab/>
-      <w:t>2025-06-26</w:t>
+      <w:t>2025-06-27</w:t>
       <w:br/>
       <w:br/>
     </w:r>

--- a/klagomål/A 3410-2025 FSC-klagomål.docx
+++ b/klagomål/A 3410-2025 FSC-klagomål.docx
@@ -673,7 +673,7 @@
     <w:r>
       <w:tab/>
       <w:tab/>
-      <w:t>2025-06-27</w:t>
+      <w:t>2025-06-28</w:t>
       <w:br/>
       <w:br/>
     </w:r>

--- a/klagomål/A 3410-2025 FSC-klagomål.docx
+++ b/klagomål/A 3410-2025 FSC-klagomål.docx
@@ -673,7 +673,7 @@
     <w:r>
       <w:tab/>
       <w:tab/>
-      <w:t>2025-06-28</w:t>
+      <w:t>2025-06-29</w:t>
       <w:br/>
       <w:br/>
     </w:r>

--- a/klagomål/A 3410-2025 FSC-klagomål.docx
+++ b/klagomål/A 3410-2025 FSC-klagomål.docx
@@ -673,7 +673,7 @@
     <w:r>
       <w:tab/>
       <w:tab/>
-      <w:t>2025-06-29</w:t>
+      <w:t>2025-06-30</w:t>
       <w:br/>
       <w:br/>
     </w:r>

--- a/klagomål/A 3410-2025 FSC-klagomål.docx
+++ b/klagomål/A 3410-2025 FSC-klagomål.docx
@@ -673,7 +673,7 @@
     <w:r>
       <w:tab/>
       <w:tab/>
-      <w:t>2025-06-30</w:t>
+      <w:t>2025-07-01</w:t>
       <w:br/>
       <w:br/>
     </w:r>

--- a/klagomål/A 3410-2025 FSC-klagomål.docx
+++ b/klagomål/A 3410-2025 FSC-klagomål.docx
@@ -673,7 +673,7 @@
     <w:r>
       <w:tab/>
       <w:tab/>
-      <w:t>2025-07-01</w:t>
+      <w:t>2025-07-02</w:t>
       <w:br/>
       <w:br/>
     </w:r>

--- a/klagomål/A 3410-2025 FSC-klagomål.docx
+++ b/klagomål/A 3410-2025 FSC-klagomål.docx
@@ -673,7 +673,7 @@
     <w:r>
       <w:tab/>
       <w:tab/>
-      <w:t>2025-07-02</w:t>
+      <w:t>2025-07-03</w:t>
       <w:br/>
       <w:br/>
     </w:r>

--- a/klagomål/A 3410-2025 FSC-klagomål.docx
+++ b/klagomål/A 3410-2025 FSC-klagomål.docx
@@ -673,7 +673,7 @@
     <w:r>
       <w:tab/>
       <w:tab/>
-      <w:t>2025-07-03</w:t>
+      <w:t>2025-07-04</w:t>
       <w:br/>
       <w:br/>
     </w:r>

--- a/klagomål/A 3410-2025 FSC-klagomål.docx
+++ b/klagomål/A 3410-2025 FSC-klagomål.docx
@@ -673,7 +673,7 @@
     <w:r>
       <w:tab/>
       <w:tab/>
-      <w:t>2025-07-04</w:t>
+      <w:t>2025-07-05</w:t>
       <w:br/>
       <w:br/>
     </w:r>

--- a/klagomål/A 3410-2025 FSC-klagomål.docx
+++ b/klagomål/A 3410-2025 FSC-klagomål.docx
@@ -673,7 +673,7 @@
     <w:r>
       <w:tab/>
       <w:tab/>
-      <w:t>2025-07-05</w:t>
+      <w:t>2025-07-06</w:t>
       <w:br/>
       <w:br/>
     </w:r>

--- a/klagomål/A 3410-2025 FSC-klagomål.docx
+++ b/klagomål/A 3410-2025 FSC-klagomål.docx
@@ -673,7 +673,7 @@
     <w:r>
       <w:tab/>
       <w:tab/>
-      <w:t>2025-07-06</w:t>
+      <w:t>2025-07-07</w:t>
       <w:br/>
       <w:br/>
     </w:r>

--- a/klagomål/A 3410-2025 FSC-klagomål.docx
+++ b/klagomål/A 3410-2025 FSC-klagomål.docx
@@ -673,7 +673,7 @@
     <w:r>
       <w:tab/>
       <w:tab/>
-      <w:t>2025-07-07</w:t>
+      <w:t>2025-07-08</w:t>
       <w:br/>
       <w:br/>
     </w:r>

--- a/klagomål/A 3410-2025 FSC-klagomål.docx
+++ b/klagomål/A 3410-2025 FSC-klagomål.docx
@@ -673,7 +673,7 @@
     <w:r>
       <w:tab/>
       <w:tab/>
-      <w:t>2025-07-08</w:t>
+      <w:t>2025-07-09</w:t>
       <w:br/>
       <w:br/>
     </w:r>

--- a/klagomål/A 3410-2025 FSC-klagomål.docx
+++ b/klagomål/A 3410-2025 FSC-klagomål.docx
@@ -673,7 +673,7 @@
     <w:r>
       <w:tab/>
       <w:tab/>
-      <w:t>2025-07-09</w:t>
+      <w:t>2025-07-11</w:t>
       <w:br/>
       <w:br/>
     </w:r>

--- a/klagomål/A 3410-2025 FSC-klagomål.docx
+++ b/klagomål/A 3410-2025 FSC-klagomål.docx
@@ -673,7 +673,7 @@
     <w:r>
       <w:tab/>
       <w:tab/>
-      <w:t>2025-07-11</w:t>
+      <w:t>2025-07-12</w:t>
       <w:br/>
       <w:br/>
     </w:r>

--- a/klagomål/A 3410-2025 FSC-klagomål.docx
+++ b/klagomål/A 3410-2025 FSC-klagomål.docx
@@ -673,7 +673,7 @@
     <w:r>
       <w:tab/>
       <w:tab/>
-      <w:t>2025-07-12</w:t>
+      <w:t>2025-07-13</w:t>
       <w:br/>
       <w:br/>
     </w:r>

--- a/klagomål/A 3410-2025 FSC-klagomål.docx
+++ b/klagomål/A 3410-2025 FSC-klagomål.docx
@@ -673,7 +673,7 @@
     <w:r>
       <w:tab/>
       <w:tab/>
-      <w:t>2025-07-13</w:t>
+      <w:t>2025-07-14</w:t>
       <w:br/>
       <w:br/>
     </w:r>

--- a/klagomål/A 3410-2025 FSC-klagomål.docx
+++ b/klagomål/A 3410-2025 FSC-klagomål.docx
@@ -673,7 +673,7 @@
     <w:r>
       <w:tab/>
       <w:tab/>
-      <w:t>2025-08-06</w:t>
+      <w:t>2025-08-09</w:t>
       <w:br/>
       <w:br/>
     </w:r>
